--- a/fuentes/12310175_CF01_DU.docx
+++ b/fuentes/12310175_CF01_DU.docx
@@ -1,6 +1,6 @@
 
 <file path=word/document.xml><?xml version="1.0" encoding="utf-8"?>
-<w:document xmlns:wpc="http://schemas.microsoft.com/office/word/2010/wordprocessingCanvas" xmlns:cx="http://schemas.microsoft.com/office/drawing/2014/chartex" xmlns:cx1="http://schemas.microsoft.com/office/drawing/2015/9/8/chartex" xmlns:cx2="http://schemas.microsoft.com/office/drawing/2015/10/21/chartex" xmlns:cx3="http://schemas.microsoft.com/office/drawing/2016/5/9/chartex" xmlns:cx4="http://schemas.microsoft.com/office/drawing/2016/5/10/chartex" xmlns:cx5="http://schemas.microsoft.com/office/drawing/2016/5/11/chartex" xmlns:cx6="http://schemas.microsoft.com/office/drawing/2016/5/12/chartex" xmlns:cx7="http://schemas.microsoft.com/office/drawing/2016/5/13/chartex" xmlns:cx8="http://schemas.microsoft.com/office/drawing/2016/5/14/chartex" xmlns:mc="http://schemas.openxmlformats.org/markup-compatibility/2006" xmlns:aink="http://schemas.microsoft.com/office/drawing/2016/ink" xmlns:am3d="http://schemas.microsoft.com/office/drawing/2017/model3d" xmlns:o="urn:schemas-microsoft-com:office:office" xmlns:oel="http://schemas.microsoft.com/office/2019/extlst" xmlns:r="http://schemas.openxmlformats.org/officeDocument/2006/relationships" xmlns:m="http://schemas.openxmlformats.org/officeDocument/2006/math" xmlns:v="urn:schemas-microsoft-com:vml" xmlns:wp14="http://schemas.microsoft.com/office/word/2010/wordprocessingDrawing" xmlns:wp="http://schemas.openxmlformats.org/drawingml/2006/wordprocessingDrawing" xmlns:w10="urn:schemas-microsoft-com:office:word" xmlns:w="http://schemas.openxmlformats.org/wordprocessingml/2006/main" xmlns:w14="http://schemas.microsoft.com/office/word/2010/wordml" xmlns:w15="http://schemas.microsoft.com/office/word/2012/wordml" xmlns:w16cex="http://schemas.microsoft.com/office/word/2018/wordml/cex" xmlns:w16cid="http://schemas.microsoft.com/office/word/2016/wordml/cid" xmlns:w16="http://schemas.microsoft.com/office/word/2018/wordml" xmlns:w16du="http://schemas.microsoft.com/office/word/2023/wordml/word16du" xmlns:w16sdtdh="http://schemas.microsoft.com/office/word/2020/wordml/sdtdatahash" xmlns:w16sdtfl="http://schemas.microsoft.com/office/word/2024/wordml/sdtformatlock" xmlns:w16se="http://schemas.microsoft.com/office/word/2015/wordml/symex" xmlns:wpg="http://schemas.microsoft.com/office/word/2010/wordprocessingGroup" xmlns:wpi="http://schemas.microsoft.com/office/word/2010/wordprocessingInk" xmlns:wne="http://schemas.microsoft.com/office/word/2006/wordml" xmlns:wps="http://schemas.microsoft.com/office/word/2010/wordprocessingShape" mc:Ignorable="w14 w15 w16se w16cid w16 w16cex w16sdtdh w16sdtfl w16du wp14">
+<w:document xmlns:wpc="http://schemas.microsoft.com/office/word/2010/wordprocessingCanvas" xmlns:cx="http://schemas.microsoft.com/office/drawing/2014/chartex" xmlns:cx1="http://schemas.microsoft.com/office/drawing/2015/9/8/chartex" xmlns:cx2="http://schemas.microsoft.com/office/drawing/2015/10/21/chartex" xmlns:cx3="http://schemas.microsoft.com/office/drawing/2016/5/9/chartex" xmlns:cx4="http://schemas.microsoft.com/office/drawing/2016/5/10/chartex" xmlns:cx5="http://schemas.microsoft.com/office/drawing/2016/5/11/chartex" xmlns:cx6="http://schemas.microsoft.com/office/drawing/2016/5/12/chartex" xmlns:cx7="http://schemas.microsoft.com/office/drawing/2016/5/13/chartex" xmlns:cx8="http://schemas.microsoft.com/office/drawing/2016/5/14/chartex" xmlns:mc="http://schemas.openxmlformats.org/markup-compatibility/2006" xmlns:m="http://schemas.openxmlformats.org/officeDocument/2006/math" xmlns:aink="http://schemas.microsoft.com/office/drawing/2016/ink" xmlns:am3d="http://schemas.microsoft.com/office/drawing/2017/model3d" xmlns:oel="http://schemas.microsoft.com/office/2019/extlst" xmlns:r="http://schemas.openxmlformats.org/officeDocument/2006/relationships" xmlns:wp14="http://schemas.microsoft.com/office/word/2010/wordprocessingDrawing" xmlns:wp="http://schemas.openxmlformats.org/drawingml/2006/wordprocessingDrawing" xmlns:wpg="http://schemas.microsoft.com/office/word/2010/wordprocessingGroup" xmlns:wpi="http://schemas.microsoft.com/office/word/2010/wordprocessingInk" xmlns:wps="http://schemas.microsoft.com/office/word/2010/wordprocessingShape" xmlns:o="urn:schemas-microsoft-com:office:office" xmlns:v="urn:schemas-microsoft-com:vml" xmlns:w10="urn:schemas-microsoft-com:office:word" xmlns:w="http://schemas.openxmlformats.org/wordprocessingml/2006/main" xmlns:w14="http://schemas.microsoft.com/office/word/2010/wordml" xmlns:w15="http://schemas.microsoft.com/office/word/2012/wordml" xmlns:w16cex="http://schemas.microsoft.com/office/word/2018/wordml/cex" xmlns:w16cid="http://schemas.microsoft.com/office/word/2016/wordml/cid" xmlns:w16="http://schemas.microsoft.com/office/word/2018/wordml" xmlns:w16sdtdh="http://schemas.microsoft.com/office/word/2020/wordml/sdtdatahash" xmlns:w16sdtfl="http://schemas.microsoft.com/office/word/2024/wordml/sdtformatlock" xmlns:w16se="http://schemas.microsoft.com/office/word/2015/wordml/symex" xmlns:w16du="http://schemas.microsoft.com/office/word/2023/wordml/word16du" xmlns:wne="http://schemas.microsoft.com/office/word/2006/wordml" mc:Ignorable="w14 w15 w16se w16cid w16 w16cex w16sdtdh w16sdtfl w16du wp14">
   <w:body>
     <w:p>
       <w:pPr>
@@ -7206,28 +7206,28 @@
     </w:p>
     <w:p>
       <w:r>
-        <w:t>Presidencia de la República de Colombia. (29 de diciembre de 1993). Decreto 2650 de 1993. Por el cual se modifica el Plan Único de Cuentas para los Comerciantes. Sistema Único de Información Normativa (SUIN-Juriscol).</w:t>
+        <w:t>Presidencia de la República de Colombia. (29 de diciembre de 1993). Decreto 2650 de 1993. Por el cual se modifica el Plan Único de Cuentas para los Comerciantes. Sistema Único de Información Normativa (SUIN-</w:t>
+      </w:r>
+      <w:proofErr w:type="spellStart"/>
+      <w:r>
+        <w:t>Juriscol</w:t>
+      </w:r>
+      <w:proofErr w:type="spellEnd"/>
+      <w:r>
+        <w:t>).</w:t>
       </w:r>
       <w:r>
         <w:t xml:space="preserve"> </w:t>
       </w:r>
+    </w:p>
+    <w:p>
+      <w:r>
+        <w:t>Presidencia de la República de Colombia. (29 de diciembre de 1993). Decreto 2649 de 1993. Por el cual se reglamenta la Contabilidad en General y se expiden los principios o normas de contabilidad generalmente aceptados en Colombia. Sistema Jurídico de Bogotá.</w:t>
+      </w:r>
+      <w:r>
+        <w:t xml:space="preserve"> </w:t>
+      </w:r>
       <w:hyperlink r:id="rId29" w:history="1">
-        <w:r>
-          <w:rPr>
-            <w:rStyle w:val="Hipervnculo"/>
-          </w:rPr>
-          <w:t>https://www.suin-juriscol.gov.co/viewDocument.asp?id=1772403</w:t>
-        </w:r>
-      </w:hyperlink>
-    </w:p>
-    <w:p>
-      <w:r>
-        <w:t>Presidencia de la República de Colombia. (29 de diciembre de 1993). Decreto 2649 de 1993. Por el cual se reglamenta la Contabilidad en General y se expiden los principios o normas de contabilidad generalmente aceptados en Colombia. Sistema Jurídico de Bogotá.</w:t>
-      </w:r>
-      <w:r>
-        <w:t xml:space="preserve"> </w:t>
-      </w:r>
-      <w:hyperlink r:id="rId30" w:history="1">
         <w:r>
           <w:rPr>
             <w:rStyle w:val="Hipervnculo"/>
@@ -7243,7 +7243,7 @@
       <w:r>
         <w:t xml:space="preserve"> </w:t>
       </w:r>
-      <w:hyperlink r:id="rId31" w:history="1">
+      <w:hyperlink r:id="rId30" w:history="1">
         <w:r>
           <w:rPr>
             <w:rStyle w:val="Hipervnculo"/>
@@ -7441,8 +7441,16 @@
               <w:rPr>
                 <w:lang w:val="es-CO"/>
               </w:rPr>
-              <w:t>Olga Constanza Bermúdez Jaimes</w:t>
-            </w:r>
+              <w:t xml:space="preserve">Olga Constanza Bermúdez </w:t>
+            </w:r>
+            <w:proofErr w:type="spellStart"/>
+            <w:r>
+              <w:rPr>
+                <w:lang w:val="es-CO"/>
+              </w:rPr>
+              <w:t>Jaimes</w:t>
+            </w:r>
+            <w:proofErr w:type="spellEnd"/>
           </w:p>
         </w:tc>
         <w:tc>
@@ -7654,7 +7662,35 @@
               <w:rPr>
                 <w:lang w:val="es-CO"/>
               </w:rPr>
-              <w:t xml:space="preserve">Carlos Julian Ramirez </w:t>
+              <w:t xml:space="preserve">Carlos </w:t>
+            </w:r>
+            <w:proofErr w:type="spellStart"/>
+            <w:r>
+              <w:rPr>
+                <w:lang w:val="es-CO"/>
+              </w:rPr>
+              <w:t>Julian</w:t>
+            </w:r>
+            <w:proofErr w:type="spellEnd"/>
+            <w:r>
+              <w:rPr>
+                <w:lang w:val="es-CO"/>
+              </w:rPr>
+              <w:t xml:space="preserve"> </w:t>
+            </w:r>
+            <w:proofErr w:type="spellStart"/>
+            <w:r>
+              <w:rPr>
+                <w:lang w:val="es-CO"/>
+              </w:rPr>
+              <w:t>Ramirez</w:t>
+            </w:r>
+            <w:proofErr w:type="spellEnd"/>
+            <w:r>
+              <w:rPr>
+                <w:lang w:val="es-CO"/>
+              </w:rPr>
+              <w:t xml:space="preserve"> </w:t>
             </w:r>
             <w:r>
               <w:rPr>
@@ -7771,6 +7807,7 @@
               </w:rPr>
               <w:t xml:space="preserve"> </w:t>
             </w:r>
+            <w:proofErr w:type="spellStart"/>
             <w:r>
               <w:rPr>
                 <w:rStyle w:val="Extranjerismo"/>
@@ -7778,6 +7815,7 @@
               </w:rPr>
               <w:t>stack</w:t>
             </w:r>
+            <w:proofErr w:type="spellEnd"/>
           </w:p>
         </w:tc>
         <w:tc>
@@ -8330,11 +8368,19 @@
                 <w:lang w:val="es-CO"/>
               </w:rPr>
             </w:pPr>
+            <w:proofErr w:type="spellStart"/>
             <w:r>
               <w:rPr>
                 <w:lang w:val="es-CO"/>
               </w:rPr>
-              <w:t>Anyerson Wilfredo Pizo Ossa</w:t>
+              <w:t>Anyerson</w:t>
+            </w:r>
+            <w:proofErr w:type="spellEnd"/>
+            <w:r>
+              <w:rPr>
+                <w:lang w:val="es-CO"/>
+              </w:rPr>
+              <w:t xml:space="preserve"> Wilfredo Pizo Ossa</w:t>
             </w:r>
           </w:p>
         </w:tc>
@@ -8404,8 +8450,8 @@
       </w:pPr>
     </w:p>
     <w:sectPr>
-      <w:headerReference w:type="default" r:id="rId32"/>
-      <w:footerReference w:type="default" r:id="rId33"/>
+      <w:headerReference w:type="default" r:id="rId31"/>
+      <w:footerReference w:type="default" r:id="rId32"/>
       <w:pgSz w:w="12240" w:h="15840"/>
       <w:pgMar w:top="1701" w:right="1134" w:bottom="1134" w:left="1134" w:header="709" w:footer="737" w:gutter="0"/>
       <w:pgNumType w:start="1"/>
@@ -8418,7 +8464,7 @@
 </file>
 
 <file path=word/endnotes.xml><?xml version="1.0" encoding="utf-8"?>
-<w:endnotes xmlns:wpc="http://schemas.microsoft.com/office/word/2010/wordprocessingCanvas" xmlns:cx="http://schemas.microsoft.com/office/drawing/2014/chartex" xmlns:cx1="http://schemas.microsoft.com/office/drawing/2015/9/8/chartex" xmlns:cx2="http://schemas.microsoft.com/office/drawing/2015/10/21/chartex" xmlns:cx3="http://schemas.microsoft.com/office/drawing/2016/5/9/chartex" xmlns:cx4="http://schemas.microsoft.com/office/drawing/2016/5/10/chartex" xmlns:cx5="http://schemas.microsoft.com/office/drawing/2016/5/11/chartex" xmlns:cx6="http://schemas.microsoft.com/office/drawing/2016/5/12/chartex" xmlns:cx7="http://schemas.microsoft.com/office/drawing/2016/5/13/chartex" xmlns:cx8="http://schemas.microsoft.com/office/drawing/2016/5/14/chartex" xmlns:mc="http://schemas.openxmlformats.org/markup-compatibility/2006" xmlns:aink="http://schemas.microsoft.com/office/drawing/2016/ink" xmlns:am3d="http://schemas.microsoft.com/office/drawing/2017/model3d" xmlns:o="urn:schemas-microsoft-com:office:office" xmlns:oel="http://schemas.microsoft.com/office/2019/extlst" xmlns:r="http://schemas.openxmlformats.org/officeDocument/2006/relationships" xmlns:m="http://schemas.openxmlformats.org/officeDocument/2006/math" xmlns:v="urn:schemas-microsoft-com:vml" xmlns:wp14="http://schemas.microsoft.com/office/word/2010/wordprocessingDrawing" xmlns:wp="http://schemas.openxmlformats.org/drawingml/2006/wordprocessingDrawing" xmlns:w10="urn:schemas-microsoft-com:office:word" xmlns:w="http://schemas.openxmlformats.org/wordprocessingml/2006/main" xmlns:w14="http://schemas.microsoft.com/office/word/2010/wordml" xmlns:w15="http://schemas.microsoft.com/office/word/2012/wordml" xmlns:w16cex="http://schemas.microsoft.com/office/word/2018/wordml/cex" xmlns:w16cid="http://schemas.microsoft.com/office/word/2016/wordml/cid" xmlns:w16="http://schemas.microsoft.com/office/word/2018/wordml" xmlns:w16du="http://schemas.microsoft.com/office/word/2023/wordml/word16du" xmlns:w16sdtdh="http://schemas.microsoft.com/office/word/2020/wordml/sdtdatahash" xmlns:w16sdtfl="http://schemas.microsoft.com/office/word/2024/wordml/sdtformatlock" xmlns:w16se="http://schemas.microsoft.com/office/word/2015/wordml/symex" xmlns:wpg="http://schemas.microsoft.com/office/word/2010/wordprocessingGroup" xmlns:wpi="http://schemas.microsoft.com/office/word/2010/wordprocessingInk" xmlns:wne="http://schemas.microsoft.com/office/word/2006/wordml" xmlns:wps="http://schemas.microsoft.com/office/word/2010/wordprocessingShape" mc:Ignorable="w14 w15 w16se w16cid w16 w16cex w16sdtdh w16sdtfl w16du wp14">
+<w:endnotes xmlns:wpc="http://schemas.microsoft.com/office/word/2010/wordprocessingCanvas" xmlns:cx="http://schemas.microsoft.com/office/drawing/2014/chartex" xmlns:cx1="http://schemas.microsoft.com/office/drawing/2015/9/8/chartex" xmlns:cx2="http://schemas.microsoft.com/office/drawing/2015/10/21/chartex" xmlns:cx3="http://schemas.microsoft.com/office/drawing/2016/5/9/chartex" xmlns:cx4="http://schemas.microsoft.com/office/drawing/2016/5/10/chartex" xmlns:cx5="http://schemas.microsoft.com/office/drawing/2016/5/11/chartex" xmlns:cx6="http://schemas.microsoft.com/office/drawing/2016/5/12/chartex" xmlns:cx7="http://schemas.microsoft.com/office/drawing/2016/5/13/chartex" xmlns:cx8="http://schemas.microsoft.com/office/drawing/2016/5/14/chartex" xmlns:mc="http://schemas.openxmlformats.org/markup-compatibility/2006" xmlns:m="http://schemas.openxmlformats.org/officeDocument/2006/math" xmlns:aink="http://schemas.microsoft.com/office/drawing/2016/ink" xmlns:am3d="http://schemas.microsoft.com/office/drawing/2017/model3d" xmlns:oel="http://schemas.microsoft.com/office/2019/extlst" xmlns:r="http://schemas.openxmlformats.org/officeDocument/2006/relationships" xmlns:wp14="http://schemas.microsoft.com/office/word/2010/wordprocessingDrawing" xmlns:wp="http://schemas.openxmlformats.org/drawingml/2006/wordprocessingDrawing" xmlns:wpg="http://schemas.microsoft.com/office/word/2010/wordprocessingGroup" xmlns:wpi="http://schemas.microsoft.com/office/word/2010/wordprocessingInk" xmlns:wps="http://schemas.microsoft.com/office/word/2010/wordprocessingShape" xmlns:o="urn:schemas-microsoft-com:office:office" xmlns:v="urn:schemas-microsoft-com:vml" xmlns:w10="urn:schemas-microsoft-com:office:word" xmlns:w="http://schemas.openxmlformats.org/wordprocessingml/2006/main" xmlns:w14="http://schemas.microsoft.com/office/word/2010/wordml" xmlns:w15="http://schemas.microsoft.com/office/word/2012/wordml" xmlns:w16cex="http://schemas.microsoft.com/office/word/2018/wordml/cex" xmlns:w16cid="http://schemas.microsoft.com/office/word/2016/wordml/cid" xmlns:w16="http://schemas.microsoft.com/office/word/2018/wordml" xmlns:w16sdtdh="http://schemas.microsoft.com/office/word/2020/wordml/sdtdatahash" xmlns:w16sdtfl="http://schemas.microsoft.com/office/word/2024/wordml/sdtformatlock" xmlns:w16se="http://schemas.microsoft.com/office/word/2015/wordml/symex" xmlns:w16du="http://schemas.microsoft.com/office/word/2023/wordml/word16du" xmlns:wne="http://schemas.microsoft.com/office/word/2006/wordml" mc:Ignorable="w14 w15 w16se w16cid w16 w16cex w16sdtdh w16sdtfl w16du wp14">
   <w:endnote w:type="separator" w:id="-1">
     <w:p>
       <w:pPr>
@@ -8443,7 +8489,7 @@
 </file>
 
 <file path=word/footer1.xml><?xml version="1.0" encoding="utf-8"?>
-<w:ftr xmlns:wpc="http://schemas.microsoft.com/office/word/2010/wordprocessingCanvas" xmlns:cx="http://schemas.microsoft.com/office/drawing/2014/chartex" xmlns:cx1="http://schemas.microsoft.com/office/drawing/2015/9/8/chartex" xmlns:cx2="http://schemas.microsoft.com/office/drawing/2015/10/21/chartex" xmlns:cx3="http://schemas.microsoft.com/office/drawing/2016/5/9/chartex" xmlns:cx4="http://schemas.microsoft.com/office/drawing/2016/5/10/chartex" xmlns:cx5="http://schemas.microsoft.com/office/drawing/2016/5/11/chartex" xmlns:cx6="http://schemas.microsoft.com/office/drawing/2016/5/12/chartex" xmlns:cx7="http://schemas.microsoft.com/office/drawing/2016/5/13/chartex" xmlns:cx8="http://schemas.microsoft.com/office/drawing/2016/5/14/chartex" xmlns:mc="http://schemas.openxmlformats.org/markup-compatibility/2006" xmlns:aink="http://schemas.microsoft.com/office/drawing/2016/ink" xmlns:am3d="http://schemas.microsoft.com/office/drawing/2017/model3d" xmlns:o="urn:schemas-microsoft-com:office:office" xmlns:oel="http://schemas.microsoft.com/office/2019/extlst" xmlns:r="http://schemas.openxmlformats.org/officeDocument/2006/relationships" xmlns:m="http://schemas.openxmlformats.org/officeDocument/2006/math" xmlns:v="urn:schemas-microsoft-com:vml" xmlns:wp14="http://schemas.microsoft.com/office/word/2010/wordprocessingDrawing" xmlns:wp="http://schemas.openxmlformats.org/drawingml/2006/wordprocessingDrawing" xmlns:w10="urn:schemas-microsoft-com:office:word" xmlns:w="http://schemas.openxmlformats.org/wordprocessingml/2006/main" xmlns:w14="http://schemas.microsoft.com/office/word/2010/wordml" xmlns:w15="http://schemas.microsoft.com/office/word/2012/wordml" xmlns:w16cex="http://schemas.microsoft.com/office/word/2018/wordml/cex" xmlns:w16cid="http://schemas.microsoft.com/office/word/2016/wordml/cid" xmlns:w16="http://schemas.microsoft.com/office/word/2018/wordml" xmlns:w16du="http://schemas.microsoft.com/office/word/2023/wordml/word16du" xmlns:w16sdtdh="http://schemas.microsoft.com/office/word/2020/wordml/sdtdatahash" xmlns:w16sdtfl="http://schemas.microsoft.com/office/word/2024/wordml/sdtformatlock" xmlns:w16se="http://schemas.microsoft.com/office/word/2015/wordml/symex" xmlns:wpg="http://schemas.microsoft.com/office/word/2010/wordprocessingGroup" xmlns:wpi="http://schemas.microsoft.com/office/word/2010/wordprocessingInk" xmlns:wne="http://schemas.microsoft.com/office/word/2006/wordml" xmlns:wps="http://schemas.microsoft.com/office/word/2010/wordprocessingShape" mc:Ignorable="w14 w15 w16se w16cid w16 w16cex w16sdtdh w16sdtfl w16du wp14">
+<w:ftr xmlns:wpc="http://schemas.microsoft.com/office/word/2010/wordprocessingCanvas" xmlns:cx="http://schemas.microsoft.com/office/drawing/2014/chartex" xmlns:cx1="http://schemas.microsoft.com/office/drawing/2015/9/8/chartex" xmlns:cx2="http://schemas.microsoft.com/office/drawing/2015/10/21/chartex" xmlns:cx3="http://schemas.microsoft.com/office/drawing/2016/5/9/chartex" xmlns:cx4="http://schemas.microsoft.com/office/drawing/2016/5/10/chartex" xmlns:cx5="http://schemas.microsoft.com/office/drawing/2016/5/11/chartex" xmlns:cx6="http://schemas.microsoft.com/office/drawing/2016/5/12/chartex" xmlns:cx7="http://schemas.microsoft.com/office/drawing/2016/5/13/chartex" xmlns:cx8="http://schemas.microsoft.com/office/drawing/2016/5/14/chartex" xmlns:mc="http://schemas.openxmlformats.org/markup-compatibility/2006" xmlns:m="http://schemas.openxmlformats.org/officeDocument/2006/math" xmlns:aink="http://schemas.microsoft.com/office/drawing/2016/ink" xmlns:am3d="http://schemas.microsoft.com/office/drawing/2017/model3d" xmlns:oel="http://schemas.microsoft.com/office/2019/extlst" xmlns:r="http://schemas.openxmlformats.org/officeDocument/2006/relationships" xmlns:wp14="http://schemas.microsoft.com/office/word/2010/wordprocessingDrawing" xmlns:wp="http://schemas.openxmlformats.org/drawingml/2006/wordprocessingDrawing" xmlns:wpg="http://schemas.microsoft.com/office/word/2010/wordprocessingGroup" xmlns:wpi="http://schemas.microsoft.com/office/word/2010/wordprocessingInk" xmlns:wps="http://schemas.microsoft.com/office/word/2010/wordprocessingShape" xmlns:o="urn:schemas-microsoft-com:office:office" xmlns:v="urn:schemas-microsoft-com:vml" xmlns:w10="urn:schemas-microsoft-com:office:word" xmlns:w="http://schemas.openxmlformats.org/wordprocessingml/2006/main" xmlns:w14="http://schemas.microsoft.com/office/word/2010/wordml" xmlns:w15="http://schemas.microsoft.com/office/word/2012/wordml" xmlns:w16cex="http://schemas.microsoft.com/office/word/2018/wordml/cex" xmlns:w16cid="http://schemas.microsoft.com/office/word/2016/wordml/cid" xmlns:w16="http://schemas.microsoft.com/office/word/2018/wordml" xmlns:w16sdtdh="http://schemas.microsoft.com/office/word/2020/wordml/sdtdatahash" xmlns:w16sdtfl="http://schemas.microsoft.com/office/word/2024/wordml/sdtformatlock" xmlns:w16se="http://schemas.microsoft.com/office/word/2015/wordml/symex" xmlns:w16du="http://schemas.microsoft.com/office/word/2023/wordml/word16du" xmlns:wne="http://schemas.microsoft.com/office/word/2006/wordml" mc:Ignorable="w14 w15 w16se w16cid w16 w16cex w16sdtdh w16sdtfl w16du wp14">
   <w:sdt>
     <w:sdtPr>
       <w:id w:val="-1465197936"/>
@@ -8471,7 +8517,13 @@
           <w:rPr>
             <w:noProof/>
           </w:rPr>
-          <w:t>15</w:t>
+          <w:t>1</w:t>
+        </w:r>
+        <w:r>
+          <w:rPr>
+            <w:noProof/>
+          </w:rPr>
+          <w:t>5</w:t>
         </w:r>
         <w:r>
           <w:fldChar w:fldCharType="end"/>
@@ -8488,7 +8540,7 @@
 </file>
 
 <file path=word/footnotes.xml><?xml version="1.0" encoding="utf-8"?>
-<w:footnotes xmlns:wpc="http://schemas.microsoft.com/office/word/2010/wordprocessingCanvas" xmlns:cx="http://schemas.microsoft.com/office/drawing/2014/chartex" xmlns:cx1="http://schemas.microsoft.com/office/drawing/2015/9/8/chartex" xmlns:cx2="http://schemas.microsoft.com/office/drawing/2015/10/21/chartex" xmlns:cx3="http://schemas.microsoft.com/office/drawing/2016/5/9/chartex" xmlns:cx4="http://schemas.microsoft.com/office/drawing/2016/5/10/chartex" xmlns:cx5="http://schemas.microsoft.com/office/drawing/2016/5/11/chartex" xmlns:cx6="http://schemas.microsoft.com/office/drawing/2016/5/12/chartex" xmlns:cx7="http://schemas.microsoft.com/office/drawing/2016/5/13/chartex" xmlns:cx8="http://schemas.microsoft.com/office/drawing/2016/5/14/chartex" xmlns:mc="http://schemas.openxmlformats.org/markup-compatibility/2006" xmlns:aink="http://schemas.microsoft.com/office/drawing/2016/ink" xmlns:am3d="http://schemas.microsoft.com/office/drawing/2017/model3d" xmlns:o="urn:schemas-microsoft-com:office:office" xmlns:oel="http://schemas.microsoft.com/office/2019/extlst" xmlns:r="http://schemas.openxmlformats.org/officeDocument/2006/relationships" xmlns:m="http://schemas.openxmlformats.org/officeDocument/2006/math" xmlns:v="urn:schemas-microsoft-com:vml" xmlns:wp14="http://schemas.microsoft.com/office/word/2010/wordprocessingDrawing" xmlns:wp="http://schemas.openxmlformats.org/drawingml/2006/wordprocessingDrawing" xmlns:w10="urn:schemas-microsoft-com:office:word" xmlns:w="http://schemas.openxmlformats.org/wordprocessingml/2006/main" xmlns:w14="http://schemas.microsoft.com/office/word/2010/wordml" xmlns:w15="http://schemas.microsoft.com/office/word/2012/wordml" xmlns:w16cex="http://schemas.microsoft.com/office/word/2018/wordml/cex" xmlns:w16cid="http://schemas.microsoft.com/office/word/2016/wordml/cid" xmlns:w16="http://schemas.microsoft.com/office/word/2018/wordml" xmlns:w16du="http://schemas.microsoft.com/office/word/2023/wordml/word16du" xmlns:w16sdtdh="http://schemas.microsoft.com/office/word/2020/wordml/sdtdatahash" xmlns:w16sdtfl="http://schemas.microsoft.com/office/word/2024/wordml/sdtformatlock" xmlns:w16se="http://schemas.microsoft.com/office/word/2015/wordml/symex" xmlns:wpg="http://schemas.microsoft.com/office/word/2010/wordprocessingGroup" xmlns:wpi="http://schemas.microsoft.com/office/word/2010/wordprocessingInk" xmlns:wne="http://schemas.microsoft.com/office/word/2006/wordml" xmlns:wps="http://schemas.microsoft.com/office/word/2010/wordprocessingShape" mc:Ignorable="w14 w15 w16se w16cid w16 w16cex w16sdtdh w16sdtfl w16du wp14">
+<w:footnotes xmlns:wpc="http://schemas.microsoft.com/office/word/2010/wordprocessingCanvas" xmlns:cx="http://schemas.microsoft.com/office/drawing/2014/chartex" xmlns:cx1="http://schemas.microsoft.com/office/drawing/2015/9/8/chartex" xmlns:cx2="http://schemas.microsoft.com/office/drawing/2015/10/21/chartex" xmlns:cx3="http://schemas.microsoft.com/office/drawing/2016/5/9/chartex" xmlns:cx4="http://schemas.microsoft.com/office/drawing/2016/5/10/chartex" xmlns:cx5="http://schemas.microsoft.com/office/drawing/2016/5/11/chartex" xmlns:cx6="http://schemas.microsoft.com/office/drawing/2016/5/12/chartex" xmlns:cx7="http://schemas.microsoft.com/office/drawing/2016/5/13/chartex" xmlns:cx8="http://schemas.microsoft.com/office/drawing/2016/5/14/chartex" xmlns:mc="http://schemas.openxmlformats.org/markup-compatibility/2006" xmlns:m="http://schemas.openxmlformats.org/officeDocument/2006/math" xmlns:aink="http://schemas.microsoft.com/office/drawing/2016/ink" xmlns:am3d="http://schemas.microsoft.com/office/drawing/2017/model3d" xmlns:oel="http://schemas.microsoft.com/office/2019/extlst" xmlns:r="http://schemas.openxmlformats.org/officeDocument/2006/relationships" xmlns:wp14="http://schemas.microsoft.com/office/word/2010/wordprocessingDrawing" xmlns:wp="http://schemas.openxmlformats.org/drawingml/2006/wordprocessingDrawing" xmlns:wpg="http://schemas.microsoft.com/office/word/2010/wordprocessingGroup" xmlns:wpi="http://schemas.microsoft.com/office/word/2010/wordprocessingInk" xmlns:wps="http://schemas.microsoft.com/office/word/2010/wordprocessingShape" xmlns:o="urn:schemas-microsoft-com:office:office" xmlns:v="urn:schemas-microsoft-com:vml" xmlns:w10="urn:schemas-microsoft-com:office:word" xmlns:w="http://schemas.openxmlformats.org/wordprocessingml/2006/main" xmlns:w14="http://schemas.microsoft.com/office/word/2010/wordml" xmlns:w15="http://schemas.microsoft.com/office/word/2012/wordml" xmlns:w16cex="http://schemas.microsoft.com/office/word/2018/wordml/cex" xmlns:w16cid="http://schemas.microsoft.com/office/word/2016/wordml/cid" xmlns:w16="http://schemas.microsoft.com/office/word/2018/wordml" xmlns:w16sdtdh="http://schemas.microsoft.com/office/word/2020/wordml/sdtdatahash" xmlns:w16sdtfl="http://schemas.microsoft.com/office/word/2024/wordml/sdtformatlock" xmlns:w16se="http://schemas.microsoft.com/office/word/2015/wordml/symex" xmlns:w16du="http://schemas.microsoft.com/office/word/2023/wordml/word16du" xmlns:wne="http://schemas.microsoft.com/office/word/2006/wordml" mc:Ignorable="w14 w15 w16se w16cid w16 w16cex w16sdtdh w16sdtfl w16du wp14">
   <w:footnote w:type="separator" w:id="-1">
     <w:p>
       <w:pPr>
@@ -8513,7 +8565,7 @@
 </file>
 
 <file path=word/header1.xml><?xml version="1.0" encoding="utf-8"?>
-<w:hdr xmlns:wpc="http://schemas.microsoft.com/office/word/2010/wordprocessingCanvas" xmlns:cx="http://schemas.microsoft.com/office/drawing/2014/chartex" xmlns:cx1="http://schemas.microsoft.com/office/drawing/2015/9/8/chartex" xmlns:cx2="http://schemas.microsoft.com/office/drawing/2015/10/21/chartex" xmlns:cx3="http://schemas.microsoft.com/office/drawing/2016/5/9/chartex" xmlns:cx4="http://schemas.microsoft.com/office/drawing/2016/5/10/chartex" xmlns:cx5="http://schemas.microsoft.com/office/drawing/2016/5/11/chartex" xmlns:cx6="http://schemas.microsoft.com/office/drawing/2016/5/12/chartex" xmlns:cx7="http://schemas.microsoft.com/office/drawing/2016/5/13/chartex" xmlns:cx8="http://schemas.microsoft.com/office/drawing/2016/5/14/chartex" xmlns:mc="http://schemas.openxmlformats.org/markup-compatibility/2006" xmlns:aink="http://schemas.microsoft.com/office/drawing/2016/ink" xmlns:am3d="http://schemas.microsoft.com/office/drawing/2017/model3d" xmlns:o="urn:schemas-microsoft-com:office:office" xmlns:oel="http://schemas.microsoft.com/office/2019/extlst" xmlns:r="http://schemas.openxmlformats.org/officeDocument/2006/relationships" xmlns:m="http://schemas.openxmlformats.org/officeDocument/2006/math" xmlns:v="urn:schemas-microsoft-com:vml" xmlns:wp14="http://schemas.microsoft.com/office/word/2010/wordprocessingDrawing" xmlns:wp="http://schemas.openxmlformats.org/drawingml/2006/wordprocessingDrawing" xmlns:w10="urn:schemas-microsoft-com:office:word" xmlns:w="http://schemas.openxmlformats.org/wordprocessingml/2006/main" xmlns:w14="http://schemas.microsoft.com/office/word/2010/wordml" xmlns:w15="http://schemas.microsoft.com/office/word/2012/wordml" xmlns:w16cex="http://schemas.microsoft.com/office/word/2018/wordml/cex" xmlns:w16cid="http://schemas.microsoft.com/office/word/2016/wordml/cid" xmlns:w16="http://schemas.microsoft.com/office/word/2018/wordml" xmlns:w16du="http://schemas.microsoft.com/office/word/2023/wordml/word16du" xmlns:w16sdtdh="http://schemas.microsoft.com/office/word/2020/wordml/sdtdatahash" xmlns:w16sdtfl="http://schemas.microsoft.com/office/word/2024/wordml/sdtformatlock" xmlns:w16se="http://schemas.microsoft.com/office/word/2015/wordml/symex" xmlns:wpg="http://schemas.microsoft.com/office/word/2010/wordprocessingGroup" xmlns:wpi="http://schemas.microsoft.com/office/word/2010/wordprocessingInk" xmlns:wne="http://schemas.microsoft.com/office/word/2006/wordml" xmlns:wps="http://schemas.microsoft.com/office/word/2010/wordprocessingShape" mc:Ignorable="w14 w15 w16se w16cid w16 w16cex w16sdtdh w16sdtfl w16du wp14">
+<w:hdr xmlns:wpc="http://schemas.microsoft.com/office/word/2010/wordprocessingCanvas" xmlns:cx="http://schemas.microsoft.com/office/drawing/2014/chartex" xmlns:cx1="http://schemas.microsoft.com/office/drawing/2015/9/8/chartex" xmlns:cx2="http://schemas.microsoft.com/office/drawing/2015/10/21/chartex" xmlns:cx3="http://schemas.microsoft.com/office/drawing/2016/5/9/chartex" xmlns:cx4="http://schemas.microsoft.com/office/drawing/2016/5/10/chartex" xmlns:cx5="http://schemas.microsoft.com/office/drawing/2016/5/11/chartex" xmlns:cx6="http://schemas.microsoft.com/office/drawing/2016/5/12/chartex" xmlns:cx7="http://schemas.microsoft.com/office/drawing/2016/5/13/chartex" xmlns:cx8="http://schemas.microsoft.com/office/drawing/2016/5/14/chartex" xmlns:mc="http://schemas.openxmlformats.org/markup-compatibility/2006" xmlns:m="http://schemas.openxmlformats.org/officeDocument/2006/math" xmlns:aink="http://schemas.microsoft.com/office/drawing/2016/ink" xmlns:am3d="http://schemas.microsoft.com/office/drawing/2017/model3d" xmlns:oel="http://schemas.microsoft.com/office/2019/extlst" xmlns:r="http://schemas.openxmlformats.org/officeDocument/2006/relationships" xmlns:wp14="http://schemas.microsoft.com/office/word/2010/wordprocessingDrawing" xmlns:wp="http://schemas.openxmlformats.org/drawingml/2006/wordprocessingDrawing" xmlns:wpg="http://schemas.microsoft.com/office/word/2010/wordprocessingGroup" xmlns:wpi="http://schemas.microsoft.com/office/word/2010/wordprocessingInk" xmlns:wps="http://schemas.microsoft.com/office/word/2010/wordprocessingShape" xmlns:o="urn:schemas-microsoft-com:office:office" xmlns:v="urn:schemas-microsoft-com:vml" xmlns:w10="urn:schemas-microsoft-com:office:word" xmlns:w="http://schemas.openxmlformats.org/wordprocessingml/2006/main" xmlns:w14="http://schemas.microsoft.com/office/word/2010/wordml" xmlns:w15="http://schemas.microsoft.com/office/word/2012/wordml" xmlns:w16cex="http://schemas.microsoft.com/office/word/2018/wordml/cex" xmlns:w16cid="http://schemas.microsoft.com/office/word/2016/wordml/cid" xmlns:w16="http://schemas.microsoft.com/office/word/2018/wordml" xmlns:w16sdtdh="http://schemas.microsoft.com/office/word/2020/wordml/sdtdatahash" xmlns:w16sdtfl="http://schemas.microsoft.com/office/word/2024/wordml/sdtformatlock" xmlns:w16se="http://schemas.microsoft.com/office/word/2015/wordml/symex" xmlns:w16du="http://schemas.microsoft.com/office/word/2023/wordml/word16du" xmlns:wne="http://schemas.microsoft.com/office/word/2006/wordml" mc:Ignorable="w14 w15 w16se w16cid w16 w16cex w16sdtdh w16sdtfl w16du wp14">
   <w:p>
     <w:pPr>
       <w:pStyle w:val="Encabezado"/>
@@ -8599,7 +8651,7 @@
 </file>
 
 <file path=word/numbering.xml><?xml version="1.0" encoding="utf-8"?>
-<w:numbering xmlns:wpc="http://schemas.microsoft.com/office/word/2010/wordprocessingCanvas" xmlns:cx="http://schemas.microsoft.com/office/drawing/2014/chartex" xmlns:cx1="http://schemas.microsoft.com/office/drawing/2015/9/8/chartex" xmlns:cx2="http://schemas.microsoft.com/office/drawing/2015/10/21/chartex" xmlns:cx3="http://schemas.microsoft.com/office/drawing/2016/5/9/chartex" xmlns:cx4="http://schemas.microsoft.com/office/drawing/2016/5/10/chartex" xmlns:cx5="http://schemas.microsoft.com/office/drawing/2016/5/11/chartex" xmlns:cx6="http://schemas.microsoft.com/office/drawing/2016/5/12/chartex" xmlns:cx7="http://schemas.microsoft.com/office/drawing/2016/5/13/chartex" xmlns:cx8="http://schemas.microsoft.com/office/drawing/2016/5/14/chartex" xmlns:mc="http://schemas.openxmlformats.org/markup-compatibility/2006" xmlns:aink="http://schemas.microsoft.com/office/drawing/2016/ink" xmlns:am3d="http://schemas.microsoft.com/office/drawing/2017/model3d" xmlns:o="urn:schemas-microsoft-com:office:office" xmlns:oel="http://schemas.microsoft.com/office/2019/extlst" xmlns:r="http://schemas.openxmlformats.org/officeDocument/2006/relationships" xmlns:m="http://schemas.openxmlformats.org/officeDocument/2006/math" xmlns:v="urn:schemas-microsoft-com:vml" xmlns:wp14="http://schemas.microsoft.com/office/word/2010/wordprocessingDrawing" xmlns:wp="http://schemas.openxmlformats.org/drawingml/2006/wordprocessingDrawing" xmlns:w10="urn:schemas-microsoft-com:office:word" xmlns:w="http://schemas.openxmlformats.org/wordprocessingml/2006/main" xmlns:w14="http://schemas.microsoft.com/office/word/2010/wordml" xmlns:w15="http://schemas.microsoft.com/office/word/2012/wordml" xmlns:w16cex="http://schemas.microsoft.com/office/word/2018/wordml/cex" xmlns:w16cid="http://schemas.microsoft.com/office/word/2016/wordml/cid" xmlns:w16="http://schemas.microsoft.com/office/word/2018/wordml" xmlns:w16du="http://schemas.microsoft.com/office/word/2023/wordml/word16du" xmlns:w16sdtdh="http://schemas.microsoft.com/office/word/2020/wordml/sdtdatahash" xmlns:w16sdtfl="http://schemas.microsoft.com/office/word/2024/wordml/sdtformatlock" xmlns:w16se="http://schemas.microsoft.com/office/word/2015/wordml/symex" xmlns:wpg="http://schemas.microsoft.com/office/word/2010/wordprocessingGroup" xmlns:wpi="http://schemas.microsoft.com/office/word/2010/wordprocessingInk" xmlns:wne="http://schemas.microsoft.com/office/word/2006/wordml" xmlns:wps="http://schemas.microsoft.com/office/word/2010/wordprocessingShape" mc:Ignorable="w14 w15 w16se w16cid w16 w16cex w16sdtdh w16sdtfl w16du wp14">
+<w:numbering xmlns:wpc="http://schemas.microsoft.com/office/word/2010/wordprocessingCanvas" xmlns:cx="http://schemas.microsoft.com/office/drawing/2014/chartex" xmlns:cx1="http://schemas.microsoft.com/office/drawing/2015/9/8/chartex" xmlns:cx2="http://schemas.microsoft.com/office/drawing/2015/10/21/chartex" xmlns:cx3="http://schemas.microsoft.com/office/drawing/2016/5/9/chartex" xmlns:cx4="http://schemas.microsoft.com/office/drawing/2016/5/10/chartex" xmlns:cx5="http://schemas.microsoft.com/office/drawing/2016/5/11/chartex" xmlns:cx6="http://schemas.microsoft.com/office/drawing/2016/5/12/chartex" xmlns:cx7="http://schemas.microsoft.com/office/drawing/2016/5/13/chartex" xmlns:cx8="http://schemas.microsoft.com/office/drawing/2016/5/14/chartex" xmlns:mc="http://schemas.openxmlformats.org/markup-compatibility/2006" xmlns:m="http://schemas.openxmlformats.org/officeDocument/2006/math" xmlns:aink="http://schemas.microsoft.com/office/drawing/2016/ink" xmlns:am3d="http://schemas.microsoft.com/office/drawing/2017/model3d" xmlns:oel="http://schemas.microsoft.com/office/2019/extlst" xmlns:r="http://schemas.openxmlformats.org/officeDocument/2006/relationships" xmlns:wp14="http://schemas.microsoft.com/office/word/2010/wordprocessingDrawing" xmlns:wp="http://schemas.openxmlformats.org/drawingml/2006/wordprocessingDrawing" xmlns:wpg="http://schemas.microsoft.com/office/word/2010/wordprocessingGroup" xmlns:wpi="http://schemas.microsoft.com/office/word/2010/wordprocessingInk" xmlns:wps="http://schemas.microsoft.com/office/word/2010/wordprocessingShape" xmlns:o="urn:schemas-microsoft-com:office:office" xmlns:v="urn:schemas-microsoft-com:vml" xmlns:w10="urn:schemas-microsoft-com:office:word" xmlns:w="http://schemas.openxmlformats.org/wordprocessingml/2006/main" xmlns:w14="http://schemas.microsoft.com/office/word/2010/wordml" xmlns:w15="http://schemas.microsoft.com/office/word/2012/wordml" xmlns:w16cex="http://schemas.microsoft.com/office/word/2018/wordml/cex" xmlns:w16cid="http://schemas.microsoft.com/office/word/2016/wordml/cid" xmlns:w16="http://schemas.microsoft.com/office/word/2018/wordml" xmlns:w16sdtdh="http://schemas.microsoft.com/office/word/2020/wordml/sdtdatahash" xmlns:w16sdtfl="http://schemas.microsoft.com/office/word/2024/wordml/sdtformatlock" xmlns:w16se="http://schemas.microsoft.com/office/word/2015/wordml/symex" xmlns:w16du="http://schemas.microsoft.com/office/word/2023/wordml/word16du" xmlns:wne="http://schemas.microsoft.com/office/word/2006/wordml" mc:Ignorable="w14 w15 w16se w16cid w16 w16cex w16sdtdh w16sdtfl w16du wp14">
   <w:abstractNum w:abstractNumId="0" w15:restartNumberingAfterBreak="0">
     <w:nsid w:val="FFFFFF89"/>
     <w:multiLevelType w:val="singleLevel"/>
@@ -11070,7 +11122,7 @@
 </file>
 
 <file path=word/styles.xml><?xml version="1.0" encoding="utf-8"?>
-<w:styles xmlns:mc="http://schemas.openxmlformats.org/markup-compatibility/2006" xmlns:r="http://schemas.openxmlformats.org/officeDocument/2006/relationships" xmlns:w="http://schemas.openxmlformats.org/wordprocessingml/2006/main" xmlns:w14="http://schemas.microsoft.com/office/word/2010/wordml" xmlns:w15="http://schemas.microsoft.com/office/word/2012/wordml" xmlns:w16cex="http://schemas.microsoft.com/office/word/2018/wordml/cex" xmlns:w16cid="http://schemas.microsoft.com/office/word/2016/wordml/cid" xmlns:w16="http://schemas.microsoft.com/office/word/2018/wordml" xmlns:w16du="http://schemas.microsoft.com/office/word/2023/wordml/word16du" xmlns:w16sdtdh="http://schemas.microsoft.com/office/word/2020/wordml/sdtdatahash" xmlns:w16sdtfl="http://schemas.microsoft.com/office/word/2024/wordml/sdtformatlock" xmlns:w16se="http://schemas.microsoft.com/office/word/2015/wordml/symex" mc:Ignorable="w14 w15 w16se w16cid w16 w16cex w16sdtdh w16sdtfl w16du">
+<w:styles xmlns:mc="http://schemas.openxmlformats.org/markup-compatibility/2006" xmlns:r="http://schemas.openxmlformats.org/officeDocument/2006/relationships" xmlns:w="http://schemas.openxmlformats.org/wordprocessingml/2006/main" xmlns:w14="http://schemas.microsoft.com/office/word/2010/wordml" xmlns:w15="http://schemas.microsoft.com/office/word/2012/wordml" xmlns:w16cex="http://schemas.microsoft.com/office/word/2018/wordml/cex" xmlns:w16cid="http://schemas.microsoft.com/office/word/2016/wordml/cid" xmlns:w16="http://schemas.microsoft.com/office/word/2018/wordml" xmlns:w16sdtdh="http://schemas.microsoft.com/office/word/2020/wordml/sdtdatahash" xmlns:w16sdtfl="http://schemas.microsoft.com/office/word/2024/wordml/sdtformatlock" xmlns:w16se="http://schemas.microsoft.com/office/word/2015/wordml/symex" xmlns:w16du="http://schemas.microsoft.com/office/word/2023/wordml/word16du" mc:Ignorable="w14 w15 w16se w16cid w16 w16cex w16sdtdh w16sdtfl w16du">
   <w:docDefaults>
     <w:rPrDefault>
       <w:rPr>
@@ -12813,10 +12865,6 @@
 </file>
 
 <file path=customXml/item1.xml><?xml version="1.0" encoding="utf-8"?>
-<b:Sources xmlns:b="http://schemas.openxmlformats.org/officeDocument/2006/bibliography" xmlns="http://schemas.openxmlformats.org/officeDocument/2006/bibliography" SelectedStyle="\APASixthEditionOfficeOnline.xsl" StyleName="APA" Version="6"/>
-</file>
-
-<file path=customXml/item2.xml><?xml version="1.0" encoding="utf-8"?>
 <?mso-contentType ?>
 <FormTemplates xmlns="http://schemas.microsoft.com/sharepoint/v3/contenttype/forms">
   <Display>DocumentLibraryForm</Display>
@@ -12825,18 +12873,11 @@
 </FormTemplates>
 </file>
 
-<file path=customXml/item3.xml><?xml version="1.0" encoding="utf-8"?>
-<p:properties xmlns:p="http://schemas.microsoft.com/office/2006/metadata/properties" xmlns:xsi="http://www.w3.org/2001/XMLSchema-instance" xmlns:pc="http://schemas.microsoft.com/office/infopath/2007/PartnerControls">
-  <documentManagement>
-    <TaxCatchAll xmlns="b250f519-6473-4480-8c44-6ee3a3a530c3" xsi:nil="true"/>
-    <lcf76f155ced4ddcb4097134ff3c332f xmlns="d174a4fb-80c2-4523-8d89-375030acacbf">
-      <Terms xmlns="http://schemas.microsoft.com/office/infopath/2007/PartnerControls"/>
-    </lcf76f155ced4ddcb4097134ff3c332f>
-  </documentManagement>
-</p:properties>
+<file path=customXml/item2.xml><?xml version="1.0" encoding="utf-8"?>
+<b:Sources xmlns:b="http://schemas.openxmlformats.org/officeDocument/2006/bibliography" xmlns="http://schemas.openxmlformats.org/officeDocument/2006/bibliography" SelectedStyle="\APASixthEditionOfficeOnline.xsl" StyleName="APA" Version="6"/>
 </file>
 
-<file path=customXml/item4.xml><?xml version="1.0" encoding="utf-8"?>
+<file path=customXml/item3.xml><?xml version="1.0" encoding="utf-8"?>
 <ct:contentTypeSchema xmlns:ct="http://schemas.microsoft.com/office/2006/metadata/contentType" xmlns:ma="http://schemas.microsoft.com/office/2006/metadata/properties/metaAttributes" ct:_="" ma:_="" ma:contentTypeName="Documento" ma:contentTypeID="0x010100EA8A463C70CDF94EBCEAEE24D04F3F8A" ma:contentTypeVersion="12" ma:contentTypeDescription="Crear nuevo documento." ma:contentTypeScope="" ma:versionID="0a68c197ff11ee8f2a4dfa92d3e5c792">
   <xsd:schema xmlns:xsd="http://www.w3.org/2001/XMLSchema" xmlns:xs="http://www.w3.org/2001/XMLSchema" xmlns:p="http://schemas.microsoft.com/office/2006/metadata/properties" xmlns:ns2="d174a4fb-80c2-4523-8d89-375030acacbf" xmlns:ns3="b250f519-6473-4480-8c44-6ee3a3a530c3" targetNamespace="http://schemas.microsoft.com/office/2006/metadata/properties" ma:root="true" ma:fieldsID="55936f832c432473a7bcdfeafd102760" ns2:_="" ns3:_="">
     <xsd:import namespace="d174a4fb-80c2-4523-8d89-375030acacbf"/>
@@ -13037,7 +13078,26 @@
 </ct:contentTypeSchema>
 </file>
 
+<file path=customXml/item4.xml><?xml version="1.0" encoding="utf-8"?>
+<p:properties xmlns:p="http://schemas.microsoft.com/office/2006/metadata/properties" xmlns:xsi="http://www.w3.org/2001/XMLSchema-instance" xmlns:pc="http://schemas.microsoft.com/office/infopath/2007/PartnerControls">
+  <documentManagement>
+    <TaxCatchAll xmlns="b250f519-6473-4480-8c44-6ee3a3a530c3" xsi:nil="true"/>
+    <lcf76f155ced4ddcb4097134ff3c332f xmlns="d174a4fb-80c2-4523-8d89-375030acacbf">
+      <Terms xmlns="http://schemas.microsoft.com/office/infopath/2007/PartnerControls"/>
+    </lcf76f155ced4ddcb4097134ff3c332f>
+  </documentManagement>
+</p:properties>
+</file>
+
 <file path=customXml/itemProps1.xml><?xml version="1.0" encoding="utf-8"?>
+<ds:datastoreItem xmlns:ds="http://schemas.openxmlformats.org/officeDocument/2006/customXml" ds:itemID="{10663269-2064-4804-8290-36D4A57F5557}">
+  <ds:schemaRefs>
+    <ds:schemaRef ds:uri="http://schemas.microsoft.com/sharepoint/v3/contenttype/forms"/>
+  </ds:schemaRefs>
+</ds:datastoreItem>
+</file>
+
+<file path=customXml/itemProps2.xml><?xml version="1.0" encoding="utf-8"?>
 <ds:datastoreItem xmlns:ds="http://schemas.openxmlformats.org/officeDocument/2006/customXml" ds:itemID="{EAE431FD-7059-4C09-804B-C9D69EB7B213}">
   <ds:schemaRefs>
     <ds:schemaRef ds:uri="http://schemas.openxmlformats.org/officeDocument/2006/bibliography"/>
@@ -13045,26 +13105,7 @@
 </ds:datastoreItem>
 </file>
 
-<file path=customXml/itemProps2.xml><?xml version="1.0" encoding="utf-8"?>
-<ds:datastoreItem xmlns:ds="http://schemas.openxmlformats.org/officeDocument/2006/customXml" ds:itemID="{10663269-2064-4804-8290-36D4A57F5557}">
-  <ds:schemaRefs>
-    <ds:schemaRef ds:uri="http://schemas.microsoft.com/sharepoint/v3/contenttype/forms"/>
-  </ds:schemaRefs>
-</ds:datastoreItem>
-</file>
-
 <file path=customXml/itemProps3.xml><?xml version="1.0" encoding="utf-8"?>
-<ds:datastoreItem xmlns:ds="http://schemas.openxmlformats.org/officeDocument/2006/customXml" ds:itemID="{1279454D-02BE-4A9C-A117-DCD1573E2608}">
-  <ds:schemaRefs>
-    <ds:schemaRef ds:uri="http://schemas.microsoft.com/office/2006/metadata/properties"/>
-    <ds:schemaRef ds:uri="http://schemas.microsoft.com/office/infopath/2007/PartnerControls"/>
-    <ds:schemaRef ds:uri="b250f519-6473-4480-8c44-6ee3a3a530c3"/>
-    <ds:schemaRef ds:uri="d174a4fb-80c2-4523-8d89-375030acacbf"/>
-  </ds:schemaRefs>
-</ds:datastoreItem>
-</file>
-
-<file path=customXml/itemProps4.xml><?xml version="1.0" encoding="utf-8"?>
 <ds:datastoreItem xmlns:ds="http://schemas.openxmlformats.org/officeDocument/2006/customXml" ds:itemID="{127A3A55-F824-4E9C-97F2-E8FD117BE633}">
   <ds:schemaRefs>
     <ds:schemaRef ds:uri="http://schemas.microsoft.com/office/2006/metadata/contentType"/>
@@ -13081,4 +13122,15 @@
     <ds:schemaRef ds:uri="http://schemas.microsoft.com/internal/obd"/>
   </ds:schemaRefs>
 </ds:datastoreItem>
+</file>
+
+<file path=customXml/itemProps4.xml><?xml version="1.0" encoding="utf-8"?>
+<ds:datastoreItem xmlns:ds="http://schemas.openxmlformats.org/officeDocument/2006/customXml" ds:itemID="{1279454D-02BE-4A9C-A117-DCD1573E2608}">
+  <ds:schemaRefs>
+    <ds:schemaRef ds:uri="http://schemas.microsoft.com/office/2006/metadata/properties"/>
+    <ds:schemaRef ds:uri="http://schemas.microsoft.com/office/infopath/2007/PartnerControls"/>
+    <ds:schemaRef ds:uri="b250f519-6473-4480-8c44-6ee3a3a530c3"/>
+    <ds:schemaRef ds:uri="d174a4fb-80c2-4523-8d89-375030acacbf"/>
+  </ds:schemaRefs>
+</ds:datastoreItem>
 </file>